--- a/154/Приказ_итоговый_v3_вместо_154.docx
+++ b/154/Приказ_итоговый_v3_вместо_154.docx
@@ -644,7 +644,7 @@
           <w:b w:val="0"/>
           <w:sz w:val="28"/>
         </w:rPr>
-        <w:t>О появлении подозреваемого или обвиняемого по делу отдела криминалистики, а также по делу ППЛ, следствие по которому последний раз приостанавливалось по п. 1 ч. 1 ст. 208 УПК РФ при отсутствии сведений о лице, в течение 1 рабочего дня информировать отдел криминалистики и контрольно-следственный отдел. С этого момента неотложные материалы по делу, кроме дел ППЛ отдела криминалистики, направлять в контрольно-следственный отдел, не ожидая передачи контрольного производства.</w:t>
+        <w:t>О появлении подозреваемого или обвиняемого по делу отдела криминалистики, а также по делу ППЛ, следствие по которому последний раз приостанавливалось по п. 1 ч. 1 ст. 208 УПК РФ при отсутствии сведений о лице, в течение 1 рабочего дня информировать отдел криминалистики и контрольно-следственный отдел. С этого момента неотложные материалы, не ожидая передачи контрольного производства, направлять по делам, указанным в подпунктах 2.1–2.3 пункта 2 настоящего приказа, в контрольно-следственный отдел, а по делам ППЛ – в отдел криминалистики.</w:t>
       </w:r>
     </w:p>
     <w:p>
